--- a/app/static/contracts/example.docx
+++ b/app/static/contracts/example.docx
@@ -4,335 +4,720 @@
   <w:body>
     <w:p>
       <w:pPr>
-        <w:rPr>
+        <w:spacing w:after="0"/>
+        <w:jc w:val="right"/>
+        <w:rPr>
+          <w:rFonts w:ascii="Times New Roman" w:hAnsi="Times New Roman" w:cs="Times New Roman"/>
           <w:lang w:val="en-US"/>
         </w:rPr>
       </w:pPr>
       <w:r>
         <w:rPr>
-          <w:lang w:val="en-US"/>
-        </w:rPr>
-        <w:t>{</w:t>
-      </w:r>
-      <w:proofErr w:type="spellStart"/>
-      <w:r>
-        <w:rPr>
-          <w:lang w:val="en-US"/>
-        </w:rPr>
-        <w:t>customer_full_name</w:t>
-      </w:r>
-      <w:proofErr w:type="spellEnd"/>
-      <w:r>
-        <w:rPr>
-          <w:lang w:val="en-US"/>
-        </w:rPr>
-        <w:t xml:space="preserve">} — </w:t>
-      </w:r>
-      <w:r>
-        <w:t>ФИО</w:t>
-      </w:r>
-      <w:r>
-        <w:rPr>
-          <w:lang w:val="en-US"/>
-        </w:rPr>
-        <w:t xml:space="preserve"> </w:t>
-      </w:r>
-      <w:r>
-        <w:t>покупателя</w:t>
-      </w:r>
-      <w:r>
-        <w:rPr>
-          <w:lang w:val="en-US"/>
-        </w:rPr>
-        <w:t>.</w:t>
+          <w:rFonts w:ascii="Times New Roman" w:hAnsi="Times New Roman" w:cs="Times New Roman"/>
+          <w:lang w:val="en-US"/>
+        </w:rPr>
+        <w:t xml:space="preserve">Toshkent shahar Shayxontur tumani </w:t>
       </w:r>
     </w:p>
     <w:p>
       <w:pPr>
-        <w:rPr>
+        <w:spacing w:after="0"/>
+        <w:jc w:val="right"/>
+        <w:rPr>
+          <w:rFonts w:ascii="Times New Roman" w:hAnsi="Times New Roman" w:cs="Times New Roman"/>
           <w:lang w:val="en-US"/>
         </w:rPr>
       </w:pPr>
       <w:r>
         <w:rPr>
-          <w:lang w:val="en-US"/>
-        </w:rPr>
-        <w:t>{</w:t>
-      </w:r>
-      <w:proofErr w:type="spellStart"/>
-      <w:r>
-        <w:rPr>
-          <w:lang w:val="en-US"/>
-        </w:rPr>
-        <w:t>customer_address</w:t>
-      </w:r>
-      <w:proofErr w:type="spellEnd"/>
-      <w:r>
-        <w:rPr>
-          <w:lang w:val="en-US"/>
-        </w:rPr>
-        <w:t xml:space="preserve">} — </w:t>
-      </w:r>
-      <w:r>
-        <w:t>адрес</w:t>
-      </w:r>
-      <w:r>
-        <w:rPr>
-          <w:lang w:val="en-US"/>
-        </w:rPr>
-        <w:t xml:space="preserve"> </w:t>
-      </w:r>
-      <w:r>
-        <w:t>покупателя</w:t>
-      </w:r>
-      <w:r>
-        <w:rPr>
-          <w:lang w:val="en-US"/>
-        </w:rPr>
-        <w:t>.</w:t>
-      </w:r>
+          <w:rFonts w:ascii="Times New Roman" w:hAnsi="Times New Roman" w:cs="Times New Roman"/>
+          <w:lang w:val="en-US"/>
+        </w:rPr>
+        <w:t>Malika savdo bozori A-22 dokoni</w:t>
+      </w:r>
+    </w:p>
+    <w:tbl>
+      <w:tblPr>
+        <w:tblStyle w:val="ac"/>
+        <w:tblW w:w="0" w:type="auto"/>
+        <w:tblInd w:w="3964" w:type="dxa"/>
+        <w:tblBorders>
+          <w:top w:val="none" w:sz="0" w:space="0" w:color="auto"/>
+          <w:left w:val="none" w:sz="0" w:space="0" w:color="auto"/>
+          <w:right w:val="none" w:sz="0" w:space="0" w:color="auto"/>
+          <w:insideH w:val="none" w:sz="0" w:space="0" w:color="auto"/>
+          <w:insideV w:val="none" w:sz="0" w:space="0" w:color="auto"/>
+        </w:tblBorders>
+        <w:tblLook w:val="04A0" w:firstRow="1" w:lastRow="0" w:firstColumn="1" w:lastColumn="0" w:noHBand="0" w:noVBand="1"/>
+      </w:tblPr>
+      <w:tblGrid>
+        <w:gridCol w:w="5052"/>
+      </w:tblGrid>
+      <w:tr>
+        <w:tc>
+          <w:tcPr>
+            <w:tcW w:w="5052" w:type="dxa"/>
+            <w:tcBorders>
+              <w:bottom w:val="single" w:sz="4" w:space="0" w:color="auto"/>
+            </w:tcBorders>
+          </w:tcPr>
+          <w:p>
+            <w:pPr>
+              <w:rPr>
+                <w:rFonts w:ascii="Times New Roman" w:hAnsi="Times New Roman" w:cs="Times New Roman"/>
+                <w:lang w:val="en-US"/>
+              </w:rPr>
+            </w:pPr>
+            <w:r>
+              <w:rPr>
+                <w:rFonts w:ascii="Times New Roman" w:hAnsi="Times New Roman" w:cs="Times New Roman"/>
+                <w:lang w:val="en-US"/>
+              </w:rPr>
+              <w:t>{admin_full_name}</w:t>
+            </w:r>
+          </w:p>
+        </w:tc>
+      </w:tr>
+      <w:tr>
+        <w:tc>
+          <w:tcPr>
+            <w:tcW w:w="5052" w:type="dxa"/>
+            <w:tcBorders>
+              <w:top w:val="single" w:sz="4" w:space="0" w:color="auto"/>
+              <w:bottom w:val="single" w:sz="4" w:space="0" w:color="auto"/>
+            </w:tcBorders>
+          </w:tcPr>
+          <w:p>
+            <w:pPr>
+              <w:jc w:val="right"/>
+              <w:rPr>
+                <w:rFonts w:ascii="Times New Roman" w:hAnsi="Times New Roman" w:cs="Times New Roman"/>
+                <w:lang w:val="en-US"/>
+              </w:rPr>
+            </w:pPr>
+          </w:p>
+        </w:tc>
+      </w:tr>
+      <w:tr>
+        <w:tc>
+          <w:tcPr>
+            <w:tcW w:w="5052" w:type="dxa"/>
+            <w:tcBorders>
+              <w:top w:val="single" w:sz="4" w:space="0" w:color="auto"/>
+            </w:tcBorders>
+          </w:tcPr>
+          <w:p>
+            <w:pPr>
+              <w:jc w:val="right"/>
+              <w:rPr>
+                <w:rFonts w:ascii="Times New Roman" w:hAnsi="Times New Roman" w:cs="Times New Roman"/>
+                <w:lang w:val="en-US"/>
+              </w:rPr>
+            </w:pPr>
+          </w:p>
+        </w:tc>
+      </w:tr>
+    </w:tbl>
+    <w:p>
+      <w:pPr>
+        <w:spacing w:after="0"/>
+        <w:jc w:val="right"/>
+        <w:rPr>
+          <w:rFonts w:ascii="Times New Roman" w:hAnsi="Times New Roman" w:cs="Times New Roman"/>
+          <w:lang w:val="en-US"/>
+        </w:rPr>
+      </w:pPr>
     </w:p>
     <w:p>
       <w:pPr>
-        <w:rPr>
+        <w:spacing w:after="0"/>
+        <w:jc w:val="center"/>
+        <w:rPr>
+          <w:rFonts w:ascii="Times New Roman" w:hAnsi="Times New Roman" w:cs="Times New Roman"/>
           <w:lang w:val="en-US"/>
         </w:rPr>
       </w:pPr>
       <w:r>
         <w:rPr>
-          <w:lang w:val="en-US"/>
-        </w:rPr>
-        <w:t>{</w:t>
-      </w:r>
-      <w:proofErr w:type="spellStart"/>
-      <w:r>
-        <w:rPr>
-          <w:lang w:val="en-US"/>
-        </w:rPr>
-        <w:t>customer_phone</w:t>
-      </w:r>
-      <w:proofErr w:type="spellEnd"/>
-      <w:r>
-        <w:rPr>
-          <w:lang w:val="en-US"/>
-        </w:rPr>
-        <w:t xml:space="preserve">} — </w:t>
-      </w:r>
-      <w:r>
-        <w:t>телефон</w:t>
-      </w:r>
-      <w:r>
-        <w:rPr>
-          <w:lang w:val="en-US"/>
-        </w:rPr>
-        <w:t xml:space="preserve"> </w:t>
-      </w:r>
-      <w:r>
-        <w:t>покупателя</w:t>
-      </w:r>
-      <w:r>
-        <w:rPr>
-          <w:lang w:val="en-US"/>
-        </w:rPr>
-        <w:t>.</w:t>
-      </w:r>
-    </w:p>
-    <w:p>
-      <w:r>
-        <w:t>{</w:t>
-      </w:r>
-      <w:proofErr w:type="spellStart"/>
-      <w:r>
-        <w:t>today_str</w:t>
-      </w:r>
-      <w:proofErr w:type="spellEnd"/>
-      <w:r>
-        <w:t>} — сегодняшняя дата (дата договора).</w:t>
-      </w:r>
-    </w:p>
-    <w:p>
-      <w:r>
-        <w:t>{</w:t>
-      </w:r>
-      <w:proofErr w:type="spellStart"/>
-      <w:r>
-        <w:t>phone_brand</w:t>
-      </w:r>
-      <w:proofErr w:type="spellEnd"/>
-      <w:r>
-        <w:t>} — бренд телефона.</w:t>
-      </w:r>
-    </w:p>
-    <w:p>
-      <w:r>
-        <w:t>{</w:t>
-      </w:r>
-      <w:proofErr w:type="spellStart"/>
-      <w:r>
-        <w:t>phone_model</w:t>
-      </w:r>
-      <w:proofErr w:type="spellEnd"/>
-      <w:r>
-        <w:t>} — модель.</w:t>
+          <w:rFonts w:ascii="Times New Roman" w:hAnsi="Times New Roman" w:cs="Times New Roman"/>
+          <w:lang w:val="en-US"/>
+        </w:rPr>
+        <w:t>SHARTNOMA</w:t>
       </w:r>
     </w:p>
     <w:p>
       <w:pPr>
-        <w:rPr>
+        <w:spacing w:after="0"/>
+        <w:jc w:val="both"/>
+        <w:rPr>
+          <w:rFonts w:ascii="Times New Roman" w:hAnsi="Times New Roman" w:cs="Times New Roman"/>
           <w:lang w:val="en-US"/>
         </w:rPr>
       </w:pPr>
       <w:r>
         <w:rPr>
-          <w:lang w:val="en-US"/>
-        </w:rPr>
-        <w:t>{</w:t>
-      </w:r>
-      <w:proofErr w:type="spellStart"/>
-      <w:r>
-        <w:rPr>
-          <w:lang w:val="en-US"/>
-        </w:rPr>
-        <w:t>phone_imei</w:t>
-      </w:r>
-      <w:proofErr w:type="spellEnd"/>
-      <w:r>
-        <w:rPr>
-          <w:lang w:val="en-US"/>
-        </w:rPr>
-        <w:t>} — IMEI.</w:t>
+          <w:rFonts w:ascii="Times New Roman" w:hAnsi="Times New Roman" w:cs="Times New Roman"/>
+          <w:lang w:val="en-US"/>
+        </w:rPr>
+        <w:tab/>
+        <w:t>Men {customer_full_name}</w:t>
+      </w:r>
+      <w:r>
+        <w:rPr>
+          <w:rFonts w:ascii="Times New Roman" w:hAnsi="Times New Roman" w:cs="Times New Roman"/>
+          <w:lang w:val="en-US"/>
+        </w:rPr>
+        <w:t>,</w:t>
+      </w:r>
+      <w:r>
+        <w:rPr>
+          <w:rFonts w:ascii="Times New Roman" w:hAnsi="Times New Roman" w:cs="Times New Roman"/>
+          <w:lang w:val="en-US"/>
+        </w:rPr>
+        <w:t xml:space="preserve"> </w:t>
+      </w:r>
+      <w:r>
+        <w:rPr>
+          <w:rFonts w:ascii="Times New Roman" w:hAnsi="Times New Roman" w:cs="Times New Roman"/>
+          <w:lang w:val="en-US"/>
+        </w:rPr>
+        <w:t xml:space="preserve">{today_str} </w:t>
+      </w:r>
+      <w:r>
+        <w:rPr>
+          <w:rFonts w:ascii="Times New Roman" w:hAnsi="Times New Roman" w:cs="Times New Roman"/>
+          <w:lang w:val="en-US"/>
+        </w:rPr>
+        <w:t>yil kuni Toshkent shahar Shayxontur tumani Malika savdo bozori A-22 dokonidan</w:t>
+      </w:r>
+      <w:r>
+        <w:rPr>
+          <w:rFonts w:ascii="Times New Roman" w:hAnsi="Times New Roman" w:cs="Times New Roman"/>
+          <w:lang w:val="en-US"/>
+        </w:rPr>
+        <w:t xml:space="preserve">, </w:t>
+      </w:r>
+      <w:r>
+        <w:rPr>
+          <w:rFonts w:ascii="Times New Roman" w:hAnsi="Times New Roman" w:cs="Times New Roman"/>
+          <w:lang w:val="en-US"/>
+        </w:rPr>
+        <w:t>{phone_brand}, {phone_model}</w:t>
+      </w:r>
+      <w:r>
+        <w:rPr>
+          <w:rFonts w:ascii="Times New Roman" w:hAnsi="Times New Roman" w:cs="Times New Roman"/>
+          <w:lang w:val="en-US"/>
+        </w:rPr>
+        <w:t xml:space="preserve">, </w:t>
+      </w:r>
+      <w:r>
+        <w:rPr>
+          <w:rFonts w:ascii="Times New Roman" w:hAnsi="Times New Roman" w:cs="Times New Roman"/>
+          <w:lang w:val="en-US"/>
+        </w:rPr>
+        <w:t xml:space="preserve">{phone_imei} seriya raqamli </w:t>
+      </w:r>
+      <w:r>
+        <w:rPr>
+          <w:rFonts w:ascii="Times New Roman" w:hAnsi="Times New Roman" w:cs="Times New Roman"/>
+          <w:lang w:val="en-US"/>
+        </w:rPr>
+        <w:t xml:space="preserve">uyali telefonini “Nasiyo Savdo” asosida </w:t>
+      </w:r>
+      <w:r>
+        <w:rPr>
+          <w:rFonts w:ascii="Times New Roman" w:hAnsi="Times New Roman" w:cs="Times New Roman"/>
+          <w:lang w:val="en-US"/>
+        </w:rPr>
+        <w:t xml:space="preserve">xarid qildim. Boshlang`ich to`lov </w:t>
+      </w:r>
+      <w:r>
+        <w:rPr>
+          <w:rFonts w:ascii="Times New Roman" w:hAnsi="Times New Roman" w:cs="Times New Roman"/>
+          <w:lang w:val="en-US"/>
+        </w:rPr>
+        <w:t>{prepayment}</w:t>
+      </w:r>
+      <w:r>
+        <w:rPr>
+          <w:rFonts w:ascii="Times New Roman" w:hAnsi="Times New Roman" w:cs="Times New Roman"/>
+          <w:lang w:val="en-US"/>
+        </w:rPr>
+        <w:t xml:space="preserve">$ AQSH dollari tolov qilib </w:t>
+      </w:r>
+      <w:r>
+        <w:rPr>
+          <w:rFonts w:ascii="Times New Roman" w:hAnsi="Times New Roman" w:cs="Times New Roman"/>
+          <w:lang w:val="en-US"/>
+        </w:rPr>
+        <w:t xml:space="preserve">{months} </w:t>
+      </w:r>
+      <w:r>
+        <w:rPr>
+          <w:rFonts w:ascii="Times New Roman" w:hAnsi="Times New Roman" w:cs="Times New Roman"/>
+          <w:lang w:val="en-US"/>
+        </w:rPr>
+        <w:t xml:space="preserve">oymuddatida </w:t>
+      </w:r>
+      <w:r>
+        <w:rPr>
+          <w:rFonts w:ascii="Times New Roman" w:hAnsi="Times New Roman" w:cs="Times New Roman"/>
+          <w:lang w:val="en-US"/>
+        </w:rPr>
+        <w:t>{monthly_payment} $ AQSH dollaridan t`olab borishiga savdolashdim. Telefonni o`z ay</w:t>
+      </w:r>
+      <w:r>
+        <w:rPr>
+          <w:rFonts w:ascii="Times New Roman" w:hAnsi="Times New Roman" w:cs="Times New Roman"/>
+          <w:lang w:val="en-US"/>
+        </w:rPr>
+        <w:t xml:space="preserve">bim bilan yo`qotib yoki buzub qo`ygan holatda ham to`lovni har oyning </w:t>
+      </w:r>
+      <w:r>
+        <w:rPr>
+          <w:rFonts w:ascii="Times New Roman" w:hAnsi="Times New Roman" w:cs="Times New Roman"/>
+          <w:lang w:val="en-US"/>
+        </w:rPr>
+        <w:t>{salary_day}</w:t>
+      </w:r>
+      <w:r>
+        <w:rPr>
+          <w:rFonts w:ascii="Times New Roman" w:hAnsi="Times New Roman" w:cs="Times New Roman"/>
+          <w:lang w:val="en-US"/>
+        </w:rPr>
+        <w:t xml:space="preserve"> sanasidan ya`ni</w:t>
+      </w:r>
+      <w:r>
+        <w:rPr>
+          <w:rFonts w:ascii="Times New Roman" w:hAnsi="Times New Roman" w:cs="Times New Roman"/>
+          <w:lang w:val="en-US"/>
+        </w:rPr>
+        <w:t xml:space="preserve"> {first_payment_date}</w:t>
+      </w:r>
+      <w:r>
+        <w:rPr>
+          <w:rFonts w:ascii="Times New Roman" w:hAnsi="Times New Roman" w:cs="Times New Roman"/>
+          <w:lang w:val="en-US"/>
+        </w:rPr>
+        <w:t xml:space="preserve"> dan </w:t>
+      </w:r>
+      <w:r>
+        <w:rPr>
+          <w:rFonts w:ascii="Times New Roman" w:hAnsi="Times New Roman" w:cs="Times New Roman"/>
+          <w:lang w:val="en-US"/>
+        </w:rPr>
+        <w:t>{last_payment_date}</w:t>
+      </w:r>
+      <w:r>
+        <w:rPr>
+          <w:rFonts w:ascii="Times New Roman" w:hAnsi="Times New Roman" w:cs="Times New Roman"/>
+          <w:lang w:val="en-US"/>
+        </w:rPr>
+        <w:t xml:space="preserve"> gacha to`lab boraman.</w:t>
       </w:r>
     </w:p>
     <w:p>
       <w:pPr>
-        <w:rPr>
+        <w:spacing w:after="0"/>
+        <w:jc w:val="both"/>
+        <w:rPr>
+          <w:rFonts w:ascii="Times New Roman" w:hAnsi="Times New Roman" w:cs="Times New Roman"/>
           <w:lang w:val="en-US"/>
         </w:rPr>
       </w:pPr>
-      <w:r>
-        <w:rPr>
-          <w:lang w:val="en-US"/>
-        </w:rPr>
-        <w:t xml:space="preserve">{prepayment} — </w:t>
-      </w:r>
-      <w:r>
-        <w:t>предоплата</w:t>
-      </w:r>
-      <w:r>
-        <w:rPr>
-          <w:lang w:val="en-US"/>
-        </w:rPr>
-        <w:t>.</w:t>
-      </w:r>
     </w:p>
     <w:p>
-      <w:r>
-        <w:t>{</w:t>
-      </w:r>
-      <w:proofErr w:type="spellStart"/>
-      <w:r>
-        <w:t>months</w:t>
-      </w:r>
-      <w:proofErr w:type="spellEnd"/>
-      <w:r>
-        <w:t>} — срок в месяцах.</w:t>
+      <w:pPr>
+        <w:jc w:val="both"/>
+        <w:rPr>
+          <w:rFonts w:ascii="Times New Roman" w:hAnsi="Times New Roman" w:cs="Times New Roman"/>
+          <w:lang w:val="en-US"/>
+        </w:rPr>
+      </w:pPr>
+      <w:r>
+        <w:rPr>
+          <w:rFonts w:ascii="Times New Roman" w:hAnsi="Times New Roman" w:cs="Times New Roman"/>
+          <w:lang w:val="en-US"/>
+        </w:rPr>
+        <w:t>1) Berilgan mulkni sotib yuborish va boshqa shaxslarga berib yubormaslik bilan va tolovni o`z vaqtida to`lay olmasam telefon blo`klanishi (iCloud) va ichidagi barcha ma</w:t>
+      </w:r>
+      <w:r>
+        <w:rPr>
+          <w:rFonts w:ascii="Times New Roman" w:hAnsi="Times New Roman" w:cs="Times New Roman"/>
+          <w:lang w:val="en-US"/>
+        </w:rPr>
+        <w:t>`</w:t>
+      </w:r>
+      <w:r>
+        <w:rPr>
+          <w:rFonts w:ascii="Times New Roman" w:hAnsi="Times New Roman" w:cs="Times New Roman"/>
+          <w:lang w:val="en-US"/>
+        </w:rPr>
+        <w:t>lumo</w:t>
+      </w:r>
+      <w:r>
+        <w:rPr>
+          <w:rFonts w:ascii="Times New Roman" w:hAnsi="Times New Roman" w:cs="Times New Roman"/>
+          <w:lang w:val="en-US"/>
+        </w:rPr>
+        <w:t>tlar o`chib ketish bilan ogohlantirildim.</w:t>
       </w:r>
     </w:p>
     <w:p>
-      <w:r>
-        <w:t>{</w:t>
-      </w:r>
-      <w:proofErr w:type="spellStart"/>
-      <w:r>
-        <w:t>monthly_payment</w:t>
-      </w:r>
-      <w:proofErr w:type="spellEnd"/>
-      <w:r>
-        <w:t>} — ежемесячный платёж.</w:t>
+      <w:pPr>
+        <w:jc w:val="both"/>
+        <w:rPr>
+          <w:rFonts w:ascii="Times New Roman" w:hAnsi="Times New Roman" w:cs="Times New Roman"/>
+          <w:lang w:val="en-US"/>
+        </w:rPr>
+      </w:pPr>
+      <w:r>
+        <w:rPr>
+          <w:rFonts w:ascii="Times New Roman" w:hAnsi="Times New Roman" w:cs="Times New Roman"/>
+          <w:lang w:val="en-US"/>
+        </w:rPr>
+        <w:t>2) Agar o`z vaqtida to`lay olmasam telefonni qaytarib olib qo`yishingizga, oldindan to`lagan va har oylik to`lovni olib qolishingizga va tegishli joyga murojat qilishingizga qarshi emasman.</w:t>
       </w:r>
     </w:p>
     <w:p>
-      <w:r>
-        <w:t>{</w:t>
-      </w:r>
-      <w:proofErr w:type="spellStart"/>
-      <w:r>
-        <w:t>salary_day</w:t>
-      </w:r>
-      <w:proofErr w:type="spellEnd"/>
-      <w:r>
-        <w:t>} — день оплаты.</w:t>
+      <w:pPr>
+        <w:jc w:val="both"/>
+        <w:rPr>
+          <w:rFonts w:ascii="Times New Roman" w:hAnsi="Times New Roman" w:cs="Times New Roman"/>
+          <w:b/>
+          <w:bCs/>
+          <w:lang w:val="en-US"/>
+        </w:rPr>
+      </w:pPr>
+      <w:r>
+        <w:rPr>
+          <w:rFonts w:ascii="Times New Roman" w:hAnsi="Times New Roman" w:cs="Times New Roman"/>
+          <w:lang w:val="en-US"/>
+        </w:rPr>
+        <w:t>3) Telefonni karobkasi</w:t>
+      </w:r>
+      <w:r>
+        <w:rPr>
+          <w:rFonts w:ascii="Times New Roman" w:hAnsi="Times New Roman" w:cs="Times New Roman"/>
+          <w:lang w:val="en-US"/>
+        </w:rPr>
+        <w:t xml:space="preserve"> {</w:t>
+      </w:r>
+      <w:r>
+        <w:rPr>
+          <w:rFonts w:ascii="Times New Roman" w:hAnsi="Times New Roman" w:cs="Times New Roman"/>
+          <w:lang w:val="en-US"/>
+        </w:rPr>
+        <w:t>has_box</w:t>
+      </w:r>
+      <w:r>
+        <w:rPr>
+          <w:rFonts w:ascii="Times New Roman" w:hAnsi="Times New Roman" w:cs="Times New Roman"/>
+          <w:lang w:val="en-US"/>
+        </w:rPr>
+        <w:t xml:space="preserve">} </w:t>
+      </w:r>
+      <w:r>
+        <w:rPr>
+          <w:rFonts w:ascii="Times New Roman" w:hAnsi="Times New Roman" w:cs="Times New Roman"/>
+          <w:lang w:val="en-US"/>
+        </w:rPr>
+        <w:t>va uni texnik holati haqida ma`lumot oldim.</w:t>
       </w:r>
     </w:p>
     <w:p>
-      <w:r>
-        <w:t>{</w:t>
-      </w:r>
-      <w:proofErr w:type="spellStart"/>
-      <w:r>
-        <w:t>first_payment_date</w:t>
-      </w:r>
-      <w:proofErr w:type="spellEnd"/>
-      <w:r>
-        <w:t>} — дата первого платежа.</w:t>
-      </w:r>
+      <w:pPr>
+        <w:spacing w:after="0"/>
+        <w:jc w:val="both"/>
+        <w:rPr>
+          <w:rFonts w:ascii="Times New Roman" w:hAnsi="Times New Roman" w:cs="Times New Roman"/>
+          <w:lang w:val="en-US"/>
+        </w:rPr>
+      </w:pPr>
     </w:p>
     <w:p>
-      <w:r>
-        <w:t>{</w:t>
-      </w:r>
-      <w:proofErr w:type="spellStart"/>
-      <w:r>
-        <w:t>last_payment_date</w:t>
-      </w:r>
-      <w:proofErr w:type="spellEnd"/>
-      <w:r>
-        <w:t>} — дата последнего платежа.</w:t>
+      <w:pPr>
+        <w:spacing w:after="0"/>
+        <w:jc w:val="both"/>
+        <w:rPr>
+          <w:rFonts w:ascii="Times New Roman" w:hAnsi="Times New Roman" w:cs="Times New Roman"/>
+          <w:lang w:val="en-US"/>
+        </w:rPr>
+      </w:pPr>
+      <w:r>
+        <w:rPr>
+          <w:rFonts w:ascii="Times New Roman" w:hAnsi="Times New Roman" w:cs="Times New Roman"/>
+          <w:lang w:val="en-US"/>
+        </w:rPr>
+        <w:t>Shartnoma bilan tanishib chiqdim va yuqorada ko`rsatilgan barcha shartlarga hech qanday e`tirozim yo`q.</w:t>
       </w:r>
     </w:p>
     <w:p>
-      <w:r>
-        <w:t>{</w:t>
-      </w:r>
-      <w:proofErr w:type="spellStart"/>
-      <w:r>
-        <w:t>shop_phone</w:t>
-      </w:r>
-      <w:proofErr w:type="spellEnd"/>
-      <w:r>
-        <w:t>} — телефон магазина (из .</w:t>
-      </w:r>
-      <w:proofErr w:type="spellStart"/>
-      <w:r>
-        <w:t>env</w:t>
-      </w:r>
-      <w:proofErr w:type="spellEnd"/>
-      <w:r>
-        <w:t>).</w:t>
+      <w:pPr>
+        <w:jc w:val="right"/>
+        <w:rPr>
+          <w:rFonts w:ascii="Times New Roman" w:hAnsi="Times New Roman" w:cs="Times New Roman"/>
+          <w:lang w:val="en-US"/>
+        </w:rPr>
+      </w:pPr>
+      <w:r>
+        <w:rPr>
+          <w:rFonts w:ascii="Times New Roman" w:hAnsi="Times New Roman" w:cs="Times New Roman"/>
+          <w:lang w:val="en-US"/>
+        </w:rPr>
+        <w:t xml:space="preserve">{customer_full_name} </w:t>
+      </w:r>
+      <w:r>
+        <w:rPr>
+          <w:rFonts w:ascii="Times New Roman" w:hAnsi="Times New Roman" w:cs="Times New Roman"/>
+          <w:lang w:val="en-US"/>
+        </w:rPr>
+        <w:t xml:space="preserve">Imzo: </w:t>
+      </w:r>
+      <w:r>
+        <w:rPr>
+          <w:rFonts w:ascii="Times New Roman" w:hAnsi="Times New Roman" w:cs="Times New Roman"/>
+        </w:rPr>
+        <w:t>_______</w:t>
+      </w:r>
+      <w:r>
+        <w:rPr>
+          <w:rFonts w:ascii="Times New Roman" w:hAnsi="Times New Roman" w:cs="Times New Roman"/>
+          <w:lang w:val="en-US"/>
+        </w:rPr>
+        <w:t>_</w:t>
+      </w:r>
+      <w:r>
+        <w:rPr>
+          <w:rFonts w:ascii="Times New Roman" w:hAnsi="Times New Roman" w:cs="Times New Roman"/>
+          <w:lang w:val="en-US"/>
+        </w:rPr>
+        <w:t>____________</w:t>
       </w:r>
     </w:p>
     <w:p>
-      <w:r>
-        <w:t>{</w:t>
-      </w:r>
-      <w:proofErr w:type="spellStart"/>
-      <w:r>
-        <w:t>admin_full_name</w:t>
-      </w:r>
-      <w:proofErr w:type="spellEnd"/>
-      <w:r>
-        <w:t>} — имя владельца (из .</w:t>
-      </w:r>
-      <w:proofErr w:type="spellStart"/>
-      <w:r>
-        <w:t>env</w:t>
-      </w:r>
-      <w:proofErr w:type="spellEnd"/>
-      <w:r>
-        <w:t>).</w:t>
+      <w:pPr>
+        <w:tabs>
+          <w:tab w:val="left" w:pos="7462"/>
+        </w:tabs>
+        <w:rPr>
+          <w:rFonts w:ascii="Times New Roman" w:hAnsi="Times New Roman" w:cs="Times New Roman"/>
+          <w:lang w:val="en-US"/>
+        </w:rPr>
+      </w:pPr>
+      <w:r>
+        <w:rPr>
+          <w:rFonts w:ascii="Times New Roman" w:hAnsi="Times New Roman" w:cs="Times New Roman"/>
+          <w:lang w:val="en-US"/>
+        </w:rPr>
+        <w:t>Ish</w:t>
+      </w:r>
+      <w:r>
+        <w:rPr>
+          <w:rFonts w:ascii="Times New Roman" w:hAnsi="Times New Roman" w:cs="Times New Roman"/>
+          <w:lang w:val="en-US"/>
+        </w:rPr>
+        <w:t xml:space="preserve"> </w:t>
+      </w:r>
+      <w:r>
+        <w:rPr>
+          <w:rFonts w:ascii="Times New Roman" w:hAnsi="Times New Roman" w:cs="Times New Roman"/>
+          <w:lang w:val="en-US"/>
+        </w:rPr>
+        <w:t>joyi: _</w:t>
+      </w:r>
+      <w:r>
+        <w:rPr>
+          <w:rFonts w:ascii="Times New Roman" w:hAnsi="Times New Roman" w:cs="Times New Roman"/>
+          <w:lang w:val="en-US"/>
+        </w:rPr>
+        <w:t>___________________________________________________________________</w:t>
       </w:r>
     </w:p>
-    <w:p/>
+    <w:p>
+      <w:pPr>
+        <w:rPr>
+          <w:rFonts w:ascii="Times New Roman" w:hAnsi="Times New Roman" w:cs="Times New Roman"/>
+        </w:rPr>
+      </w:pPr>
+      <w:r>
+        <w:rPr>
+          <w:rFonts w:ascii="Times New Roman" w:hAnsi="Times New Roman" w:cs="Times New Roman"/>
+          <w:lang w:val="en-US"/>
+        </w:rPr>
+        <w:t>(Vaqtinchalik) Yashash manzili: {customer_address}</w:t>
+      </w:r>
+    </w:p>
+    <w:p>
+      <w:pPr>
+        <w:jc w:val="right"/>
+        <w:rPr>
+          <w:rFonts w:ascii="Times New Roman" w:hAnsi="Times New Roman" w:cs="Times New Roman"/>
+          <w:lang w:val="en-US"/>
+        </w:rPr>
+      </w:pPr>
+      <w:r>
+        <w:rPr>
+          <w:rFonts w:ascii="Times New Roman" w:hAnsi="Times New Roman" w:cs="Times New Roman"/>
+          <w:lang w:val="en-US"/>
+        </w:rPr>
+        <w:t xml:space="preserve">Sana: {today_str}         </w:t>
+      </w:r>
+      <w:r>
+        <w:rPr>
+          <w:rFonts w:ascii="Times New Roman" w:hAnsi="Times New Roman" w:cs="Times New Roman"/>
+          <w:lang w:val="en-US"/>
+        </w:rPr>
+        <w:t xml:space="preserve"> </w:t>
+      </w:r>
+      <w:r>
+        <w:rPr>
+          <w:rFonts w:ascii="Times New Roman" w:hAnsi="Times New Roman" w:cs="Times New Roman"/>
+          <w:lang w:val="en-US"/>
+        </w:rPr>
+        <w:t xml:space="preserve">          </w:t>
+      </w:r>
+      <w:r>
+        <w:rPr>
+          <w:rFonts w:ascii="Times New Roman" w:hAnsi="Times New Roman" w:cs="Times New Roman"/>
+          <w:lang w:val="en-US"/>
+        </w:rPr>
+        <w:t xml:space="preserve">                                     </w:t>
+      </w:r>
+      <w:r>
+        <w:rPr>
+          <w:rFonts w:ascii="Times New Roman" w:hAnsi="Times New Roman" w:cs="Times New Roman"/>
+          <w:lang w:val="en-US"/>
+        </w:rPr>
+        <w:t xml:space="preserve">Shartnoma №: </w:t>
+      </w:r>
+      <w:r>
+        <w:rPr>
+          <w:rFonts w:ascii="Times New Roman" w:hAnsi="Times New Roman" w:cs="Times New Roman"/>
+          <w:lang w:val="en-US"/>
+        </w:rPr>
+        <w:t>__________</w:t>
+      </w:r>
+      <w:r>
+        <w:rPr>
+          <w:rFonts w:ascii="Times New Roman" w:hAnsi="Times New Roman" w:cs="Times New Roman"/>
+          <w:lang w:val="en-US"/>
+        </w:rPr>
+        <w:t>__________</w:t>
+      </w:r>
+    </w:p>
+    <w:p>
+      <w:pPr>
+        <w:jc w:val="right"/>
+        <w:rPr>
+          <w:rFonts w:ascii="Times New Roman" w:hAnsi="Times New Roman" w:cs="Times New Roman"/>
+          <w:lang w:val="en-US"/>
+        </w:rPr>
+      </w:pPr>
+      <w:r>
+        <w:rPr>
+          <w:rFonts w:ascii="Times New Roman" w:hAnsi="Times New Roman" w:cs="Times New Roman"/>
+          <w:lang w:val="en-US"/>
+        </w:rPr>
+        <w:t xml:space="preserve">{admin_full_name} </w:t>
+      </w:r>
+      <w:r>
+        <w:rPr>
+          <w:rFonts w:ascii="Times New Roman" w:hAnsi="Times New Roman" w:cs="Times New Roman"/>
+          <w:lang w:val="en-US"/>
+        </w:rPr>
+        <w:t xml:space="preserve">Imzo: </w:t>
+      </w:r>
+      <w:r>
+        <w:rPr>
+          <w:rFonts w:ascii="Times New Roman" w:hAnsi="Times New Roman" w:cs="Times New Roman"/>
+          <w:lang w:val="en-US"/>
+        </w:rPr>
+        <w:t>_______</w:t>
+      </w:r>
+      <w:r>
+        <w:rPr>
+          <w:rFonts w:ascii="Times New Roman" w:hAnsi="Times New Roman" w:cs="Times New Roman"/>
+          <w:lang w:val="en-US"/>
+        </w:rPr>
+        <w:t>_</w:t>
+      </w:r>
+      <w:r>
+        <w:rPr>
+          <w:rFonts w:ascii="Times New Roman" w:hAnsi="Times New Roman" w:cs="Times New Roman"/>
+          <w:lang w:val="en-US"/>
+        </w:rPr>
+        <w:t>___________</w:t>
+      </w:r>
+      <w:r>
+        <w:rPr>
+          <w:rFonts w:ascii="Times New Roman" w:hAnsi="Times New Roman" w:cs="Times New Roman"/>
+          <w:lang w:val="en-US"/>
+        </w:rPr>
+        <w:t>_</w:t>
+      </w:r>
+    </w:p>
+    <w:p>
+      <w:pPr>
+        <w:jc w:val="both"/>
+        <w:rPr>
+          <w:rFonts w:ascii="Times New Roman" w:hAnsi="Times New Roman" w:cs="Times New Roman"/>
+          <w:lang w:val="en-US"/>
+        </w:rPr>
+      </w:pPr>
+      <w:r>
+        <w:rPr>
+          <w:rFonts w:ascii="Times New Roman" w:hAnsi="Times New Roman" w:cs="Times New Roman"/>
+          <w:lang w:val="en-US"/>
+        </w:rPr>
+        <w:t>A-22</w:t>
+      </w:r>
+      <w:r>
+        <w:rPr>
+          <w:rFonts w:ascii="Times New Roman" w:hAnsi="Times New Roman" w:cs="Times New Roman"/>
+          <w:lang w:val="en-US"/>
+        </w:rPr>
+        <w:t xml:space="preserve"> </w:t>
+      </w:r>
+      <w:r>
+        <w:rPr>
+          <w:rFonts w:ascii="Times New Roman" w:hAnsi="Times New Roman" w:cs="Times New Roman"/>
+          <w:lang w:val="en-US"/>
+        </w:rPr>
+        <w:t xml:space="preserve"> Tel: {shop_phone</w:t>
+      </w:r>
+      <w:r>
+        <w:rPr>
+          <w:rFonts w:ascii="Times New Roman" w:hAnsi="Times New Roman" w:cs="Times New Roman"/>
+          <w:lang w:val="en-US"/>
+        </w:rPr>
+        <w:t>}</w:t>
+      </w:r>
+    </w:p>
+    <w:p>
+      <w:pPr>
+        <w:jc w:val="both"/>
+        <w:rPr>
+          <w:rFonts w:ascii="Times New Roman" w:hAnsi="Times New Roman" w:cs="Times New Roman"/>
+          <w:lang w:val="en-US"/>
+        </w:rPr>
+      </w:pPr>
+      <w:r>
+        <w:rPr>
+          <w:rFonts w:ascii="Times New Roman" w:hAnsi="Times New Roman" w:cs="Times New Roman"/>
+          <w:lang w:val="en-US"/>
+        </w:rPr>
+        <w:t xml:space="preserve">Mijoz Tel: </w:t>
+      </w:r>
+      <w:r>
+        <w:rPr>
+          <w:rFonts w:ascii="Times New Roman" w:hAnsi="Times New Roman" w:cs="Times New Roman"/>
+          <w:lang w:val="en-US"/>
+        </w:rPr>
+        <w:t>{customer_phone}</w:t>
+      </w:r>
+    </w:p>
     <w:sectPr>
       <w:pgSz w:w="11906" w:h="16838"/>
       <w:pgMar w:top="1440" w:right="1440" w:bottom="1440" w:left="1440" w:header="708" w:footer="708" w:gutter="0"/>
@@ -341,6 +726,10 @@
     </w:sectPr>
   </w:body>
 </w:document>
+</file>
+
+<file path=word/numbering.xml><?xml version="1.0" encoding="utf-8"?>
+<w:numbering xmlns:wpc="http://schemas.microsoft.com/office/word/2010/wordprocessingCanvas" xmlns:cx="http://schemas.microsoft.com/office/drawing/2014/chartex" xmlns:cx1="http://schemas.microsoft.com/office/drawing/2015/9/8/chartex" xmlns:cx2="http://schemas.microsoft.com/office/drawing/2015/10/21/chartex" xmlns:cx3="http://schemas.microsoft.com/office/drawing/2016/5/9/chartex" xmlns:cx4="http://schemas.microsoft.com/office/drawing/2016/5/10/chartex" xmlns:cx5="http://schemas.microsoft.com/office/drawing/2016/5/11/chartex" xmlns:cx6="http://schemas.microsoft.com/office/drawing/2016/5/12/chartex" xmlns:cx7="http://schemas.microsoft.com/office/drawing/2016/5/13/chartex" xmlns:cx8="http://schemas.microsoft.com/office/drawing/2016/5/14/chartex" xmlns:mc="http://schemas.openxmlformats.org/markup-compatibility/2006" xmlns:aink="http://schemas.microsoft.com/office/drawing/2016/ink" xmlns:am3d="http://schemas.microsoft.com/office/drawing/2017/model3d" xmlns:o="urn:schemas-microsoft-com:office:office" xmlns:oel="http://schemas.microsoft.com/office/2019/extlst" xmlns:r="http://schemas.openxmlformats.org/officeDocument/2006/relationships" xmlns:m="http://schemas.openxmlformats.org/officeDocument/2006/math" xmlns:v="urn:schemas-microsoft-com:vml" xmlns:wp14="http://schemas.microsoft.com/office/word/2010/wordprocessingDrawing" xmlns:wp="http://schemas.openxmlformats.org/drawingml/2006/wordprocessingDrawing" xmlns:w10="urn:schemas-microsoft-com:office:word" xmlns:w="http://schemas.openxmlformats.org/wordprocessingml/2006/main" xmlns:w14="http://schemas.microsoft.com/office/word/2010/wordml" xmlns:w15="http://schemas.microsoft.com/office/word/2012/wordml" xmlns:w16cex="http://schemas.microsoft.com/office/word/2018/wordml/cex" xmlns:w16cid="http://schemas.microsoft.com/office/word/2016/wordml/cid" xmlns:w16="http://schemas.microsoft.com/office/word/2018/wordml" xmlns:w16du="http://schemas.microsoft.com/office/word/2023/wordml/word16du" xmlns:w16sdtdh="http://schemas.microsoft.com/office/word/2020/wordml/sdtdatahash" xmlns:w16sdtfl="http://schemas.microsoft.com/office/word/2024/wordml/sdtformatlock" xmlns:w16se="http://schemas.microsoft.com/office/word/2015/wordml/symex" xmlns:wpg="http://schemas.microsoft.com/office/word/2010/wordprocessingGroup" xmlns:wpi="http://schemas.microsoft.com/office/word/2010/wordprocessingInk" xmlns:wne="http://schemas.microsoft.com/office/word/2006/wordml" xmlns:wps="http://schemas.microsoft.com/office/word/2010/wordprocessingShape" mc:Ignorable="w14 w15 w16se w16cid w16 w16cex w16sdtdh w16sdtfl w16du wp14"/>
 </file>
 
 <file path=word/styles.xml><?xml version="1.0" encoding="utf-8"?>
@@ -743,6 +1132,7 @@
   <w:style w:type="paragraph" w:default="1" w:styleId="a">
     <w:name w:val="Normal"/>
     <w:qFormat/>
+    <w:rsid w:val="007E6E57"/>
   </w:style>
   <w:style w:type="paragraph" w:styleId="1">
     <w:name w:val="heading 1"/>
@@ -751,7 +1141,7 @@
     <w:link w:val="10"/>
     <w:uiPriority w:val="9"/>
     <w:qFormat/>
-    <w:rsid w:val="00301894"/>
+    <w:rsid w:val="0001470F"/>
     <w:pPr>
       <w:keepNext/>
       <w:keepLines/>
@@ -774,7 +1164,7 @@
     <w:semiHidden/>
     <w:unhideWhenUsed/>
     <w:qFormat/>
-    <w:rsid w:val="00301894"/>
+    <w:rsid w:val="0001470F"/>
     <w:pPr>
       <w:keepNext/>
       <w:keepLines/>
@@ -797,7 +1187,7 @@
     <w:semiHidden/>
     <w:unhideWhenUsed/>
     <w:qFormat/>
-    <w:rsid w:val="00301894"/>
+    <w:rsid w:val="0001470F"/>
     <w:pPr>
       <w:keepNext/>
       <w:keepLines/>
@@ -820,7 +1210,7 @@
     <w:semiHidden/>
     <w:unhideWhenUsed/>
     <w:qFormat/>
-    <w:rsid w:val="00301894"/>
+    <w:rsid w:val="0001470F"/>
     <w:pPr>
       <w:keepNext/>
       <w:keepLines/>
@@ -843,7 +1233,7 @@
     <w:semiHidden/>
     <w:unhideWhenUsed/>
     <w:qFormat/>
-    <w:rsid w:val="00301894"/>
+    <w:rsid w:val="0001470F"/>
     <w:pPr>
       <w:keepNext/>
       <w:keepLines/>
@@ -864,7 +1254,7 @@
     <w:semiHidden/>
     <w:unhideWhenUsed/>
     <w:qFormat/>
-    <w:rsid w:val="00301894"/>
+    <w:rsid w:val="0001470F"/>
     <w:pPr>
       <w:keepNext/>
       <w:keepLines/>
@@ -887,7 +1277,7 @@
     <w:semiHidden/>
     <w:unhideWhenUsed/>
     <w:qFormat/>
-    <w:rsid w:val="00301894"/>
+    <w:rsid w:val="0001470F"/>
     <w:pPr>
       <w:keepNext/>
       <w:keepLines/>
@@ -908,7 +1298,7 @@
     <w:semiHidden/>
     <w:unhideWhenUsed/>
     <w:qFormat/>
-    <w:rsid w:val="00301894"/>
+    <w:rsid w:val="0001470F"/>
     <w:pPr>
       <w:keepNext/>
       <w:keepLines/>
@@ -931,7 +1321,7 @@
     <w:semiHidden/>
     <w:unhideWhenUsed/>
     <w:qFormat/>
-    <w:rsid w:val="00301894"/>
+    <w:rsid w:val="0001470F"/>
     <w:pPr>
       <w:keepNext/>
       <w:keepLines/>
@@ -974,7 +1364,7 @@
     <w:basedOn w:val="a0"/>
     <w:link w:val="1"/>
     <w:uiPriority w:val="9"/>
-    <w:rsid w:val="00301894"/>
+    <w:rsid w:val="0001470F"/>
     <w:rPr>
       <w:rFonts w:asciiTheme="majorHAnsi" w:eastAsiaTheme="majorEastAsia" w:hAnsiTheme="majorHAnsi" w:cstheme="majorBidi"/>
       <w:color w:val="0F4761" w:themeColor="accent1" w:themeShade="BF"/>
@@ -988,7 +1378,7 @@
     <w:link w:val="2"/>
     <w:uiPriority w:val="9"/>
     <w:semiHidden/>
-    <w:rsid w:val="00301894"/>
+    <w:rsid w:val="0001470F"/>
     <w:rPr>
       <w:rFonts w:asciiTheme="majorHAnsi" w:eastAsiaTheme="majorEastAsia" w:hAnsiTheme="majorHAnsi" w:cstheme="majorBidi"/>
       <w:color w:val="0F4761" w:themeColor="accent1" w:themeShade="BF"/>
@@ -1002,7 +1392,7 @@
     <w:link w:val="3"/>
     <w:uiPriority w:val="9"/>
     <w:semiHidden/>
-    <w:rsid w:val="00301894"/>
+    <w:rsid w:val="0001470F"/>
     <w:rPr>
       <w:rFonts w:eastAsiaTheme="majorEastAsia" w:cstheme="majorBidi"/>
       <w:color w:val="0F4761" w:themeColor="accent1" w:themeShade="BF"/>
@@ -1016,7 +1406,7 @@
     <w:link w:val="4"/>
     <w:uiPriority w:val="9"/>
     <w:semiHidden/>
-    <w:rsid w:val="00301894"/>
+    <w:rsid w:val="0001470F"/>
     <w:rPr>
       <w:rFonts w:eastAsiaTheme="majorEastAsia" w:cstheme="majorBidi"/>
       <w:i/>
@@ -1030,7 +1420,7 @@
     <w:link w:val="5"/>
     <w:uiPriority w:val="9"/>
     <w:semiHidden/>
-    <w:rsid w:val="00301894"/>
+    <w:rsid w:val="0001470F"/>
     <w:rPr>
       <w:rFonts w:eastAsiaTheme="majorEastAsia" w:cstheme="majorBidi"/>
       <w:color w:val="0F4761" w:themeColor="accent1" w:themeShade="BF"/>
@@ -1042,7 +1432,7 @@
     <w:link w:val="6"/>
     <w:uiPriority w:val="9"/>
     <w:semiHidden/>
-    <w:rsid w:val="00301894"/>
+    <w:rsid w:val="0001470F"/>
     <w:rPr>
       <w:rFonts w:eastAsiaTheme="majorEastAsia" w:cstheme="majorBidi"/>
       <w:i/>
@@ -1056,7 +1446,7 @@
     <w:link w:val="7"/>
     <w:uiPriority w:val="9"/>
     <w:semiHidden/>
-    <w:rsid w:val="00301894"/>
+    <w:rsid w:val="0001470F"/>
     <w:rPr>
       <w:rFonts w:eastAsiaTheme="majorEastAsia" w:cstheme="majorBidi"/>
       <w:color w:val="595959" w:themeColor="text1" w:themeTint="A6"/>
@@ -1068,7 +1458,7 @@
     <w:link w:val="8"/>
     <w:uiPriority w:val="9"/>
     <w:semiHidden/>
-    <w:rsid w:val="00301894"/>
+    <w:rsid w:val="0001470F"/>
     <w:rPr>
       <w:rFonts w:eastAsiaTheme="majorEastAsia" w:cstheme="majorBidi"/>
       <w:i/>
@@ -1082,7 +1472,7 @@
     <w:link w:val="9"/>
     <w:uiPriority w:val="9"/>
     <w:semiHidden/>
-    <w:rsid w:val="00301894"/>
+    <w:rsid w:val="0001470F"/>
     <w:rPr>
       <w:rFonts w:eastAsiaTheme="majorEastAsia" w:cstheme="majorBidi"/>
       <w:color w:val="272727" w:themeColor="text1" w:themeTint="D8"/>
@@ -1095,7 +1485,7 @@
     <w:link w:val="a4"/>
     <w:uiPriority w:val="10"/>
     <w:qFormat/>
-    <w:rsid w:val="00301894"/>
+    <w:rsid w:val="0001470F"/>
     <w:pPr>
       <w:spacing w:after="80" w:line="240" w:lineRule="auto"/>
       <w:contextualSpacing/>
@@ -1113,7 +1503,7 @@
     <w:basedOn w:val="a0"/>
     <w:link w:val="a3"/>
     <w:uiPriority w:val="10"/>
-    <w:rsid w:val="00301894"/>
+    <w:rsid w:val="0001470F"/>
     <w:rPr>
       <w:rFonts w:asciiTheme="majorHAnsi" w:eastAsiaTheme="majorEastAsia" w:hAnsiTheme="majorHAnsi" w:cstheme="majorBidi"/>
       <w:spacing w:val="-10"/>
@@ -1129,7 +1519,7 @@
     <w:link w:val="a6"/>
     <w:uiPriority w:val="11"/>
     <w:qFormat/>
-    <w:rsid w:val="00301894"/>
+    <w:rsid w:val="0001470F"/>
     <w:pPr>
       <w:numPr>
         <w:ilvl w:val="1"/>
@@ -1148,7 +1538,7 @@
     <w:basedOn w:val="a0"/>
     <w:link w:val="a5"/>
     <w:uiPriority w:val="11"/>
-    <w:rsid w:val="00301894"/>
+    <w:rsid w:val="0001470F"/>
     <w:rPr>
       <w:rFonts w:eastAsiaTheme="majorEastAsia" w:cstheme="majorBidi"/>
       <w:color w:val="595959" w:themeColor="text1" w:themeTint="A6"/>
@@ -1164,7 +1554,7 @@
     <w:link w:val="22"/>
     <w:uiPriority w:val="29"/>
     <w:qFormat/>
-    <w:rsid w:val="00301894"/>
+    <w:rsid w:val="0001470F"/>
     <w:pPr>
       <w:spacing w:before="160"/>
       <w:jc w:val="center"/>
@@ -1180,7 +1570,7 @@
     <w:basedOn w:val="a0"/>
     <w:link w:val="21"/>
     <w:uiPriority w:val="29"/>
-    <w:rsid w:val="00301894"/>
+    <w:rsid w:val="0001470F"/>
     <w:rPr>
       <w:i/>
       <w:iCs/>
@@ -1192,7 +1582,7 @@
     <w:basedOn w:val="a"/>
     <w:uiPriority w:val="34"/>
     <w:qFormat/>
-    <w:rsid w:val="00301894"/>
+    <w:rsid w:val="0001470F"/>
     <w:pPr>
       <w:ind w:left="720"/>
       <w:contextualSpacing/>
@@ -1203,7 +1593,7 @@
     <w:basedOn w:val="a0"/>
     <w:uiPriority w:val="21"/>
     <w:qFormat/>
-    <w:rsid w:val="00301894"/>
+    <w:rsid w:val="0001470F"/>
     <w:rPr>
       <w:i/>
       <w:iCs/>
@@ -1217,7 +1607,7 @@
     <w:link w:val="aa"/>
     <w:uiPriority w:val="30"/>
     <w:qFormat/>
-    <w:rsid w:val="00301894"/>
+    <w:rsid w:val="0001470F"/>
     <w:pPr>
       <w:pBdr>
         <w:top w:val="single" w:sz="4" w:space="10" w:color="0F4761" w:themeColor="accent1" w:themeShade="BF"/>
@@ -1238,7 +1628,7 @@
     <w:basedOn w:val="a0"/>
     <w:link w:val="a9"/>
     <w:uiPriority w:val="30"/>
-    <w:rsid w:val="00301894"/>
+    <w:rsid w:val="0001470F"/>
     <w:rPr>
       <w:i/>
       <w:iCs/>
@@ -1250,13 +1640,62 @@
     <w:basedOn w:val="a0"/>
     <w:uiPriority w:val="32"/>
     <w:qFormat/>
-    <w:rsid w:val="00301894"/>
+    <w:rsid w:val="0001470F"/>
     <w:rPr>
       <w:b/>
       <w:bCs/>
       <w:smallCaps/>
       <w:color w:val="0F4761" w:themeColor="accent1" w:themeShade="BF"/>
       <w:spacing w:val="5"/>
+    </w:rPr>
+  </w:style>
+  <w:style w:type="table" w:styleId="ac">
+    <w:name w:val="Table Grid"/>
+    <w:basedOn w:val="a1"/>
+    <w:uiPriority w:val="39"/>
+    <w:rsid w:val="004A210F"/>
+    <w:pPr>
+      <w:spacing w:after="0" w:line="240" w:lineRule="auto"/>
+    </w:pPr>
+    <w:tblPr>
+      <w:tblBorders>
+        <w:top w:val="single" w:sz="4" w:space="0" w:color="auto"/>
+        <w:left w:val="single" w:sz="4" w:space="0" w:color="auto"/>
+        <w:bottom w:val="single" w:sz="4" w:space="0" w:color="auto"/>
+        <w:right w:val="single" w:sz="4" w:space="0" w:color="auto"/>
+        <w:insideH w:val="single" w:sz="4" w:space="0" w:color="auto"/>
+        <w:insideV w:val="single" w:sz="4" w:space="0" w:color="auto"/>
+      </w:tblBorders>
+    </w:tblPr>
+  </w:style>
+  <w:style w:type="paragraph" w:styleId="HTML">
+    <w:name w:val="HTML Preformatted"/>
+    <w:basedOn w:val="a"/>
+    <w:link w:val="HTML0"/>
+    <w:uiPriority w:val="99"/>
+    <w:semiHidden/>
+    <w:unhideWhenUsed/>
+    <w:rsid w:val="00FA2F9A"/>
+    <w:pPr>
+      <w:spacing w:after="0" w:line="240" w:lineRule="auto"/>
+    </w:pPr>
+    <w:rPr>
+      <w:rFonts w:ascii="Consolas" w:hAnsi="Consolas"/>
+      <w:sz w:val="20"/>
+      <w:szCs w:val="20"/>
+    </w:rPr>
+  </w:style>
+  <w:style w:type="character" w:customStyle="1" w:styleId="HTML0">
+    <w:name w:val="Стандартный HTML Знак"/>
+    <w:basedOn w:val="a0"/>
+    <w:link w:val="HTML"/>
+    <w:uiPriority w:val="99"/>
+    <w:semiHidden/>
+    <w:rsid w:val="00FA2F9A"/>
+    <w:rPr>
+      <w:rFonts w:ascii="Consolas" w:hAnsi="Consolas"/>
+      <w:sz w:val="20"/>
+      <w:szCs w:val="20"/>
     </w:rPr>
   </w:style>
 </w:styles>
@@ -1555,4 +1994,16 @@
     </a:ext>
   </a:extLst>
 </a:theme>
+</file>
+
+<file path=customXml/item1.xml><?xml version="1.0" encoding="utf-8"?>
+<b:Sources xmlns:b="http://schemas.openxmlformats.org/officeDocument/2006/bibliography" xmlns="http://schemas.openxmlformats.org/officeDocument/2006/bibliography" SelectedStyle="\APASixthEditionOfficeOnline.xsl" StyleName="APA" Version="6"/>
+</file>
+
+<file path=customXml/itemProps1.xml><?xml version="1.0" encoding="utf-8"?>
+<ds:datastoreItem xmlns:ds="http://schemas.openxmlformats.org/officeDocument/2006/customXml" ds:itemID="{8C053033-348B-4D7C-82A7-E1577F5B7B38}">
+  <ds:schemaRefs>
+    <ds:schemaRef ds:uri="http://schemas.openxmlformats.org/officeDocument/2006/bibliography"/>
+  </ds:schemaRefs>
+</ds:datastoreItem>
 </file>